--- a/storage/app/public/docs/Cencar.docx
+++ b/storage/app/public/docs/Cencar.docx
@@ -4,605 +4,744 @@
   <w:body>
     <w:p>
       <w:pPr>
-        <w:rPr>
-          <w:sz w:val="18"/>
-          <w:szCs w:val="18"/>
-        </w:rPr>
-      </w:pPr>
-    </w:p>
-    <w:p>
-      <w:pPr>
-        <w:spacing w:after="0" w:line="240" w:lineRule="auto"/>
-        <w:ind w:right="426"/>
+        <w:spacing w:after="0"/>
+        <w:ind w:right="4585"/>
         <w:jc w:val="center"/>
         <w:rPr>
           <w:rFonts w:ascii="Consolas" w:hAnsi="Consolas"/>
-          <w:sz w:val="18"/>
-          <w:szCs w:val="18"/>
-        </w:rPr>
-      </w:pPr>
-      <w:r>
-        <w:rPr>
-          <w:rFonts w:ascii="Consolas" w:hAnsi="Consolas"/>
-          <w:sz w:val="18"/>
-          <w:szCs w:val="18"/>
-        </w:rPr>
-        <w:t>FIDEICOMISO P.A.</w:t>
-      </w:r>
-    </w:p>
-    <w:p>
-      <w:pPr>
-        <w:tabs>
-          <w:tab w:val="left" w:pos="3969"/>
-        </w:tabs>
-        <w:spacing w:after="0" w:line="240" w:lineRule="auto"/>
-        <w:ind w:right="426"/>
+          <w:b/>
+          <w:bCs/>
+          <w:sz w:val="16"/>
+          <w:szCs w:val="16"/>
+        </w:rPr>
+      </w:pPr>
+      <w:r>
+        <w:rPr>
+          <w:rFonts w:ascii="Consolas" w:hAnsi="Consolas"/>
+          <w:b/>
+          <w:bCs/>
+          <w:sz w:val="16"/>
+          <w:szCs w:val="16"/>
+        </w:rPr>
+        <w:t>ESTACIÓN DE PEAJE CENCAR</w:t>
+      </w:r>
+    </w:p>
+    <w:p>
+      <w:pPr>
+        <w:spacing w:after="0"/>
+        <w:ind w:right="4585"/>
         <w:jc w:val="center"/>
         <w:rPr>
           <w:rFonts w:ascii="Consolas" w:hAnsi="Consolas"/>
-          <w:sz w:val="18"/>
-          <w:szCs w:val="18"/>
-        </w:rPr>
-      </w:pPr>
-      <w:r>
-        <w:rPr>
-          <w:rFonts w:ascii="Consolas" w:hAnsi="Consolas"/>
-          <w:sz w:val="18"/>
-          <w:szCs w:val="18"/>
-        </w:rPr>
-        <w:t>RUTAS DEL VALLE</w:t>
-      </w:r>
-    </w:p>
-    <w:p>
-      <w:pPr>
-        <w:tabs>
-          <w:tab w:val="left" w:pos="3969"/>
-        </w:tabs>
-        <w:spacing w:after="0" w:line="240" w:lineRule="auto"/>
-        <w:ind w:right="426"/>
+          <w:b/>
+          <w:bCs/>
+          <w:sz w:val="16"/>
+          <w:szCs w:val="16"/>
+        </w:rPr>
+      </w:pPr>
+      <w:r>
+        <w:rPr>
+          <w:rFonts w:ascii="Consolas" w:hAnsi="Consolas"/>
+          <w:b/>
+          <w:bCs/>
+          <w:sz w:val="16"/>
+          <w:szCs w:val="16"/>
+        </w:rPr>
+        <w:t>CONCESIONARIA RUTAS DEL VALLE S.A.S.</w:t>
+      </w:r>
+    </w:p>
+    <w:p>
+      <w:pPr>
+        <w:spacing w:after="0"/>
+        <w:ind w:right="4585"/>
         <w:jc w:val="center"/>
         <w:rPr>
-          <w:rFonts w:ascii="Arial" w:hAnsi="Arial" w:cs="Arial"/>
-          <w:sz w:val="18"/>
-          <w:szCs w:val="18"/>
-        </w:rPr>
-      </w:pPr>
-      <w:r>
-        <w:rPr>
-          <w:rFonts w:ascii="Consolas" w:hAnsi="Consolas"/>
-          <w:sz w:val="18"/>
-          <w:szCs w:val="18"/>
+          <w:b/>
+          <w:bCs/>
+          <w:sz w:val="16"/>
+          <w:szCs w:val="16"/>
+        </w:rPr>
+      </w:pPr>
+      <w:r>
+        <w:rPr>
+          <w:rFonts w:ascii="Consolas" w:hAnsi="Consolas"/>
+          <w:b/>
+          <w:bCs/>
+          <w:sz w:val="16"/>
+          <w:szCs w:val="16"/>
         </w:rPr>
         <w:t xml:space="preserve">NIT: </w:t>
       </w:r>
       <w:r>
         <w:rPr>
-          <w:rFonts w:ascii="Arial" w:hAnsi="Arial" w:cs="Arial"/>
-          <w:sz w:val="18"/>
-          <w:szCs w:val="18"/>
-        </w:rPr>
-        <w:t>830.054.539-0</w:t>
-      </w:r>
-    </w:p>
-    <w:p>
-      <w:pPr>
-        <w:tabs>
-          <w:tab w:val="left" w:pos="3969"/>
-        </w:tabs>
-        <w:spacing w:after="0" w:line="240" w:lineRule="auto"/>
-        <w:ind w:right="426"/>
+          <w:b/>
+          <w:bCs/>
+          <w:sz w:val="16"/>
+          <w:szCs w:val="16"/>
+        </w:rPr>
+        <w:t>901.489.697-0</w:t>
+      </w:r>
+    </w:p>
+    <w:p>
+      <w:pPr>
+        <w:spacing w:after="0"/>
+        <w:ind w:right="4585"/>
         <w:jc w:val="center"/>
         <w:rPr>
           <w:rFonts w:ascii="Consolas" w:hAnsi="Consolas"/>
-          <w:sz w:val="18"/>
-          <w:szCs w:val="18"/>
-        </w:rPr>
-      </w:pPr>
-      <w:r>
-        <w:rPr>
-          <w:rFonts w:ascii="Consolas" w:hAnsi="Consolas"/>
-          <w:sz w:val="18"/>
-          <w:szCs w:val="18"/>
-        </w:rPr>
-        <w:t>Contrato de Concesión</w:t>
-      </w:r>
-    </w:p>
-    <w:p>
-      <w:pPr>
-        <w:tabs>
-          <w:tab w:val="left" w:pos="3969"/>
-        </w:tabs>
-        <w:spacing w:after="0" w:line="240" w:lineRule="auto"/>
-        <w:ind w:right="426"/>
+          <w:b/>
+          <w:bCs/>
+          <w:sz w:val="14"/>
+          <w:szCs w:val="14"/>
+        </w:rPr>
+      </w:pPr>
+      <w:r>
+        <w:rPr>
+          <w:b/>
+          <w:bCs/>
+          <w:sz w:val="14"/>
+          <w:szCs w:val="14"/>
+        </w:rPr>
+        <w:t>Documento equivalente electrónic</w:t>
+      </w:r>
+      <w:r>
+        <w:rPr>
+          <w:b/>
+          <w:bCs/>
+          <w:sz w:val="14"/>
+          <w:szCs w:val="14"/>
+        </w:rPr>
+        <w:t>o</w:t>
+      </w:r>
+      <w:r>
+        <w:rPr>
+          <w:b/>
+          <w:bCs/>
+          <w:sz w:val="14"/>
+          <w:szCs w:val="14"/>
+        </w:rPr>
+        <w:t xml:space="preserve"> para el c</w:t>
+      </w:r>
+      <w:r>
+        <w:rPr>
+          <w:b/>
+          <w:bCs/>
+          <w:sz w:val="14"/>
+          <w:szCs w:val="14"/>
+        </w:rPr>
+        <w:t>o</w:t>
+      </w:r>
+      <w:r>
+        <w:rPr>
+          <w:b/>
+          <w:bCs/>
+          <w:sz w:val="14"/>
+          <w:szCs w:val="14"/>
+        </w:rPr>
+        <w:t>br</w:t>
+      </w:r>
+      <w:r>
+        <w:rPr>
+          <w:b/>
+          <w:bCs/>
+          <w:sz w:val="14"/>
+          <w:szCs w:val="14"/>
+        </w:rPr>
+        <w:t>o</w:t>
+      </w:r>
+      <w:r>
+        <w:rPr>
+          <w:b/>
+          <w:bCs/>
+          <w:sz w:val="14"/>
+          <w:szCs w:val="14"/>
+        </w:rPr>
+        <w:t xml:space="preserve"> </w:t>
+      </w:r>
+      <w:r>
+        <w:rPr>
+          <w:rFonts w:ascii="Consolas" w:hAnsi="Consolas"/>
+          <w:b/>
+          <w:bCs/>
+          <w:sz w:val="14"/>
+          <w:szCs w:val="14"/>
+        </w:rPr>
+        <w:t>de peaje</w:t>
+      </w:r>
+    </w:p>
+    <w:p>
+      <w:pPr>
+        <w:spacing w:after="0"/>
+        <w:ind w:right="4585"/>
         <w:jc w:val="center"/>
         <w:rPr>
-          <w:rFonts w:ascii="Consolas" w:hAnsi="Consolas"/>
-          <w:sz w:val="18"/>
-          <w:szCs w:val="18"/>
-        </w:rPr>
-      </w:pPr>
-      <w:r>
-        <w:rPr>
-          <w:rFonts w:ascii="Consolas" w:hAnsi="Consolas"/>
-          <w:sz w:val="18"/>
-          <w:szCs w:val="18"/>
-        </w:rPr>
-        <w:t xml:space="preserve">Bajo Esquena de APP No. </w:t>
-      </w:r>
-      <w:r>
-        <w:rPr>
-          <w:rFonts w:ascii="Arial" w:hAnsi="Arial" w:cs="Arial"/>
-          <w:sz w:val="18"/>
-          <w:szCs w:val="18"/>
-        </w:rPr>
-        <w:t>001</w:t>
-      </w:r>
-      <w:r>
-        <w:rPr>
-          <w:rFonts w:ascii="Consolas" w:hAnsi="Consolas"/>
-          <w:sz w:val="18"/>
-          <w:szCs w:val="18"/>
-        </w:rPr>
-        <w:t xml:space="preserve"> de </w:t>
-      </w:r>
-      <w:r>
-        <w:rPr>
-          <w:rFonts w:ascii="Arial" w:hAnsi="Arial" w:cs="Arial"/>
-          <w:sz w:val="18"/>
-          <w:szCs w:val="18"/>
-        </w:rPr>
-        <w:t>2021</w:t>
-      </w:r>
-    </w:p>
-    <w:p>
-      <w:pPr>
-        <w:tabs>
-          <w:tab w:val="left" w:pos="3969"/>
-        </w:tabs>
-        <w:spacing w:after="0" w:line="240" w:lineRule="auto"/>
-        <w:ind w:right="426"/>
+          <w:b/>
+          <w:bCs/>
+          <w:sz w:val="14"/>
+          <w:szCs w:val="14"/>
+        </w:rPr>
+      </w:pPr>
+    </w:p>
+    <w:p>
+      <w:pPr>
+        <w:spacing w:after="0"/>
+        <w:ind w:right="4585"/>
+        <w:jc w:val="both"/>
+        <w:rPr>
+          <w:rFonts w:ascii="Consolas" w:hAnsi="Consolas"/>
+          <w:b/>
+          <w:bCs/>
+          <w:sz w:val="16"/>
+          <w:szCs w:val="16"/>
+        </w:rPr>
+      </w:pPr>
+      <w:r>
+        <w:rPr>
+          <w:rFonts w:ascii="Consolas" w:hAnsi="Consolas"/>
+          <w:b/>
+          <w:bCs/>
+          <w:sz w:val="16"/>
+          <w:szCs w:val="16"/>
+        </w:rPr>
+        <w:t>Fecha:</w:t>
+      </w:r>
+      <w:r>
+        <w:rPr>
+          <w:b/>
+          <w:bCs/>
+          <w:sz w:val="16"/>
+          <w:szCs w:val="16"/>
+        </w:rPr>
+        <w:t>${date}</w:t>
+      </w:r>
+      <w:r>
+        <w:rPr>
+          <w:b/>
+          <w:bCs/>
+          <w:sz w:val="16"/>
+          <w:szCs w:val="16"/>
+        </w:rPr>
+        <w:t xml:space="preserve"> </w:t>
+      </w:r>
+      <w:r>
+        <w:rPr>
+          <w:b/>
+          <w:bCs/>
+          <w:sz w:val="16"/>
+          <w:szCs w:val="16"/>
+        </w:rPr>
+        <w:t xml:space="preserve">  </w:t>
+      </w:r>
+      <w:r>
+        <w:rPr>
+          <w:b/>
+          <w:bCs/>
+          <w:sz w:val="16"/>
+          <w:szCs w:val="16"/>
+        </w:rPr>
+        <w:t>${time}</w:t>
+      </w:r>
+    </w:p>
+    <w:p>
+      <w:pPr>
+        <w:spacing w:after="0"/>
+        <w:ind w:right="4585"/>
+        <w:jc w:val="both"/>
+        <w:rPr>
+          <w:rFonts w:ascii="Consolas" w:hAnsi="Consolas"/>
+          <w:b/>
+          <w:bCs/>
+          <w:sz w:val="16"/>
+          <w:szCs w:val="16"/>
+        </w:rPr>
+      </w:pPr>
+      <w:r>
+        <w:rPr>
+          <w:rFonts w:ascii="Consolas" w:hAnsi="Consolas"/>
+          <w:b/>
+          <w:bCs/>
+          <w:sz w:val="16"/>
+          <w:szCs w:val="16"/>
+        </w:rPr>
+        <w:t xml:space="preserve">Categoria:1       Valor </w:t>
+      </w:r>
+      <w:r>
+        <w:rPr>
+          <w:b/>
+          <w:bCs/>
+          <w:sz w:val="16"/>
+          <w:szCs w:val="16"/>
+        </w:rPr>
+        <w:t>$</w:t>
+      </w:r>
+      <w:r>
+        <w:rPr>
+          <w:b/>
+          <w:bCs/>
+          <w:sz w:val="16"/>
+          <w:szCs w:val="16"/>
+        </w:rPr>
+        <w:t>${</w:t>
+      </w:r>
+      <w:proofErr w:type="spellStart"/>
+      <w:r>
+        <w:rPr>
+          <w:b/>
+          <w:bCs/>
+          <w:sz w:val="16"/>
+          <w:szCs w:val="16"/>
+        </w:rPr>
+        <w:t>value</w:t>
+      </w:r>
+      <w:proofErr w:type="spellEnd"/>
+      <w:r>
+        <w:rPr>
+          <w:b/>
+          <w:bCs/>
+          <w:sz w:val="16"/>
+          <w:szCs w:val="16"/>
+        </w:rPr>
+        <w:t>}</w:t>
+      </w:r>
+    </w:p>
+    <w:p>
+      <w:pPr>
+        <w:spacing w:after="0"/>
+        <w:ind w:right="4585"/>
+        <w:jc w:val="both"/>
+        <w:rPr>
+          <w:rFonts w:ascii="Consolas" w:hAnsi="Consolas"/>
+          <w:sz w:val="16"/>
+          <w:szCs w:val="16"/>
+        </w:rPr>
+      </w:pPr>
+      <w:r>
+        <w:rPr>
+          <w:rFonts w:ascii="Consolas" w:hAnsi="Consolas"/>
+          <w:sz w:val="16"/>
+          <w:szCs w:val="16"/>
+        </w:rPr>
+        <w:t>Forma de pago: Efectivo</w:t>
+      </w:r>
+    </w:p>
+    <w:p>
+      <w:pPr>
+        <w:spacing w:after="0"/>
+        <w:ind w:right="4585"/>
+        <w:jc w:val="both"/>
+        <w:rPr>
+          <w:rFonts w:ascii="Consolas" w:hAnsi="Consolas"/>
+          <w:sz w:val="16"/>
+          <w:szCs w:val="16"/>
+        </w:rPr>
+      </w:pPr>
+      <w:r>
+        <w:rPr>
+          <w:rFonts w:ascii="Consolas" w:hAnsi="Consolas"/>
+          <w:sz w:val="16"/>
+          <w:szCs w:val="16"/>
+        </w:rPr>
+        <w:t>Carril: 9</w:t>
+      </w:r>
+    </w:p>
+    <w:p>
+      <w:pPr>
+        <w:spacing w:after="0"/>
+        <w:ind w:right="4585"/>
+        <w:jc w:val="both"/>
+        <w:rPr>
+          <w:rFonts w:ascii="Consolas" w:hAnsi="Consolas"/>
+          <w:sz w:val="16"/>
+          <w:szCs w:val="16"/>
+        </w:rPr>
+      </w:pPr>
+      <w:r>
+        <w:rPr>
+          <w:rFonts w:ascii="Consolas" w:hAnsi="Consolas"/>
+          <w:sz w:val="16"/>
+          <w:szCs w:val="16"/>
+        </w:rPr>
+        <w:t xml:space="preserve">Número documento: </w:t>
+      </w:r>
+      <w:r>
+        <w:rPr>
+          <w:sz w:val="16"/>
+          <w:szCs w:val="16"/>
+        </w:rPr>
+        <w:t>569000046738</w:t>
+      </w:r>
+    </w:p>
+    <w:p>
+      <w:pPr>
+        <w:spacing w:after="0"/>
+        <w:ind w:right="4585"/>
+        <w:jc w:val="both"/>
+        <w:rPr>
+          <w:rFonts w:ascii="Consolas" w:hAnsi="Consolas"/>
+          <w:sz w:val="16"/>
+          <w:szCs w:val="16"/>
+        </w:rPr>
+      </w:pPr>
+      <w:r>
+        <w:rPr>
+          <w:rFonts w:ascii="Consolas" w:hAnsi="Consolas"/>
+          <w:sz w:val="16"/>
+          <w:szCs w:val="16"/>
+        </w:rPr>
+        <w:t>Receptor:</w:t>
+      </w:r>
+    </w:p>
+    <w:p>
+      <w:pPr>
+        <w:spacing w:after="0"/>
+        <w:ind w:right="4585"/>
+        <w:jc w:val="both"/>
+        <w:rPr>
+          <w:sz w:val="16"/>
+          <w:szCs w:val="16"/>
+        </w:rPr>
+      </w:pPr>
+      <w:r>
+        <w:rPr>
+          <w:rFonts w:ascii="Consolas" w:hAnsi="Consolas"/>
+          <w:sz w:val="16"/>
+          <w:szCs w:val="16"/>
+        </w:rPr>
+        <w:t>Consumidor final, Documento/</w:t>
+      </w:r>
+      <w:r>
+        <w:rPr>
+          <w:rFonts w:ascii="Consolas" w:hAnsi="Consolas"/>
+          <w:sz w:val="16"/>
+          <w:szCs w:val="16"/>
+        </w:rPr>
+        <w:t>N</w:t>
+      </w:r>
+      <w:r>
+        <w:rPr>
+          <w:rFonts w:ascii="Consolas" w:hAnsi="Consolas"/>
+          <w:sz w:val="16"/>
+          <w:szCs w:val="16"/>
+        </w:rPr>
+        <w:t xml:space="preserve">IT: </w:t>
+      </w:r>
+      <w:r>
+        <w:rPr>
+          <w:sz w:val="16"/>
+          <w:szCs w:val="16"/>
+        </w:rPr>
+        <w:t>222222222222</w:t>
+      </w:r>
+    </w:p>
+    <w:p>
+      <w:pPr>
+        <w:spacing w:after="0"/>
+        <w:ind w:right="4585"/>
+        <w:jc w:val="both"/>
+        <w:rPr>
+          <w:sz w:val="16"/>
+          <w:szCs w:val="16"/>
+        </w:rPr>
+      </w:pPr>
+    </w:p>
+    <w:p>
+      <w:pPr>
+        <w:spacing w:after="0"/>
+        <w:ind w:right="4585"/>
+        <w:jc w:val="both"/>
+        <w:rPr>
+          <w:sz w:val="16"/>
+          <w:szCs w:val="16"/>
+        </w:rPr>
+      </w:pPr>
+      <w:r>
+        <w:rPr>
+          <w:rFonts w:ascii="Consolas" w:hAnsi="Consolas"/>
+          <w:sz w:val="16"/>
+          <w:szCs w:val="16"/>
+        </w:rPr>
+        <w:t>CODE:</w:t>
+      </w:r>
+      <w:r>
+        <w:rPr>
+          <w:sz w:val="16"/>
+          <w:szCs w:val="16"/>
+        </w:rPr>
+        <w:t>ec0e336364901db1763fc58412b998717075749fbd93bac64e8 3d63d3ffc03ffalbfbca2147497883e0c0080cf0c7268</w:t>
+      </w:r>
+    </w:p>
+    <w:p>
+      <w:pPr>
+        <w:spacing w:after="0"/>
+        <w:ind w:right="4585"/>
         <w:jc w:val="center"/>
         <w:rPr>
-          <w:rFonts w:ascii="Consolas" w:hAnsi="Consolas"/>
-          <w:sz w:val="18"/>
-          <w:szCs w:val="18"/>
-        </w:rPr>
-      </w:pPr>
-    </w:p>
-    <w:p>
-      <w:pPr>
-        <w:tabs>
-          <w:tab w:val="left" w:pos="3969"/>
-        </w:tabs>
-        <w:spacing w:after="0" w:line="240" w:lineRule="auto"/>
-        <w:ind w:right="426"/>
+          <w:sz w:val="16"/>
+          <w:szCs w:val="16"/>
+        </w:rPr>
+      </w:pPr>
+      <w:r>
+        <w:rPr>
+          <w:noProof/>
+          <w:sz w:val="16"/>
+          <w:szCs w:val="16"/>
+        </w:rPr>
+        <w:drawing>
+          <wp:inline distT="0" distB="0" distL="0" distR="0" wp14:anchorId="16F9FD7F" wp14:editId="0F7EAD88">
+            <wp:extent cx="1230924" cy="1230924"/>
+            <wp:effectExtent l="0" t="0" r="7620" b="7620"/>
+            <wp:docPr id="176075340" name="Imagen 1"/>
+            <wp:cNvGraphicFramePr>
+              <a:graphicFrameLocks xmlns:a="http://schemas.openxmlformats.org/drawingml/2006/main" noChangeAspect="1"/>
+            </wp:cNvGraphicFramePr>
+            <a:graphic xmlns:a="http://schemas.openxmlformats.org/drawingml/2006/main">
+              <a:graphicData uri="http://schemas.openxmlformats.org/drawingml/2006/picture">
+                <pic:pic xmlns:pic="http://schemas.openxmlformats.org/drawingml/2006/picture">
+                  <pic:nvPicPr>
+                    <pic:cNvPr id="176075340" name="Imagen 176075340"/>
+                    <pic:cNvPicPr/>
+                  </pic:nvPicPr>
+                  <pic:blipFill>
+                    <a:blip r:embed="rId4" cstate="print">
+                      <a:extLst>
+                        <a:ext uri="{28A0092B-C50C-407E-A947-70E740481C1C}">
+                          <a14:useLocalDpi xmlns:a14="http://schemas.microsoft.com/office/drawing/2010/main" val="0"/>
+                        </a:ext>
+                      </a:extLst>
+                    </a:blip>
+                    <a:stretch>
+                      <a:fillRect/>
+                    </a:stretch>
+                  </pic:blipFill>
+                  <pic:spPr>
+                    <a:xfrm flipH="1">
+                      <a:off x="0" y="0"/>
+                      <a:ext cx="1238640" cy="1238640"/>
+                    </a:xfrm>
+                    <a:prstGeom prst="rect">
+                      <a:avLst/>
+                    </a:prstGeom>
+                  </pic:spPr>
+                </pic:pic>
+              </a:graphicData>
+            </a:graphic>
+          </wp:inline>
+        </w:drawing>
+      </w:r>
+    </w:p>
+    <w:p>
+      <w:pPr>
+        <w:spacing w:after="0"/>
+        <w:ind w:right="4585"/>
+        <w:jc w:val="both"/>
+        <w:rPr>
+          <w:sz w:val="16"/>
+          <w:szCs w:val="16"/>
+        </w:rPr>
+      </w:pPr>
+    </w:p>
+    <w:p>
+      <w:pPr>
+        <w:spacing w:after="0"/>
+        <w:ind w:right="4585"/>
         <w:jc w:val="center"/>
         <w:rPr>
           <w:rFonts w:ascii="Consolas" w:hAnsi="Consolas"/>
-          <w:sz w:val="18"/>
-          <w:szCs w:val="18"/>
-        </w:rPr>
-      </w:pPr>
-      <w:r>
-        <w:rPr>
-          <w:rFonts w:ascii="Consolas" w:hAnsi="Consolas"/>
-          <w:sz w:val="18"/>
-          <w:szCs w:val="18"/>
-        </w:rPr>
-        <w:t>ESTACION DE PEAJE CENCAR</w:t>
-      </w:r>
-    </w:p>
-    <w:p>
-      <w:pPr>
-        <w:tabs>
-          <w:tab w:val="left" w:pos="3969"/>
-        </w:tabs>
-        <w:spacing w:after="0" w:line="240" w:lineRule="auto"/>
-        <w:ind w:right="426"/>
-        <w:rPr>
-          <w:rFonts w:ascii="Consolas" w:hAnsi="Consolas"/>
-          <w:sz w:val="18"/>
-          <w:szCs w:val="18"/>
-        </w:rPr>
-      </w:pPr>
-      <w:r>
-        <w:rPr>
-          <w:rFonts w:ascii="Consolas" w:hAnsi="Consolas"/>
-          <w:sz w:val="18"/>
-          <w:szCs w:val="18"/>
-        </w:rPr>
-        <w:t xml:space="preserve">Tiquete de Peaje No. </w:t>
-      </w:r>
-      <w:r>
-        <w:rPr>
-          <w:rFonts w:ascii="Arial" w:hAnsi="Arial" w:cs="Arial"/>
-          <w:sz w:val="18"/>
-          <w:szCs w:val="18"/>
-        </w:rPr>
-        <w:t>${</w:t>
+          <w:sz w:val="16"/>
+          <w:szCs w:val="16"/>
+        </w:rPr>
+      </w:pPr>
+      <w:r>
+        <w:rPr>
+          <w:rFonts w:ascii="Consolas" w:hAnsi="Consolas"/>
+          <w:sz w:val="16"/>
+          <w:szCs w:val="16"/>
+        </w:rPr>
+        <w:t xml:space="preserve">Fabricante del software: FTS </w:t>
       </w:r>
       <w:proofErr w:type="spellStart"/>
       <w:r>
         <w:rPr>
-          <w:rFonts w:ascii="Arial" w:hAnsi="Arial" w:cs="Arial"/>
-          <w:sz w:val="18"/>
-          <w:szCs w:val="18"/>
-        </w:rPr>
-        <w:t>code</w:t>
+          <w:rFonts w:ascii="Consolas" w:hAnsi="Consolas"/>
+          <w:sz w:val="16"/>
+          <w:szCs w:val="16"/>
+        </w:rPr>
+        <w:t>Tecnologia</w:t>
       </w:r>
       <w:proofErr w:type="spellEnd"/>
       <w:r>
         <w:rPr>
-          <w:rFonts w:ascii="Arial" w:hAnsi="Arial" w:cs="Arial"/>
-          <w:sz w:val="18"/>
-          <w:szCs w:val="18"/>
-        </w:rPr>
-        <w:t>}</w:t>
-      </w:r>
-    </w:p>
-    <w:p>
-      <w:pPr>
-        <w:tabs>
-          <w:tab w:val="left" w:pos="3969"/>
-        </w:tabs>
-        <w:spacing w:after="0" w:line="240" w:lineRule="auto"/>
-        <w:ind w:right="426"/>
-        <w:rPr>
-          <w:rFonts w:ascii="Consolas" w:hAnsi="Consolas"/>
-          <w:sz w:val="18"/>
-          <w:szCs w:val="18"/>
-        </w:rPr>
-      </w:pPr>
-      <w:r>
-        <w:rPr>
-          <w:rFonts w:ascii="Consolas" w:hAnsi="Consolas"/>
-          <w:sz w:val="18"/>
-          <w:szCs w:val="18"/>
-        </w:rPr>
-        <w:t xml:space="preserve">Categoría: </w:t>
-      </w:r>
-      <w:r>
-        <w:rPr>
-          <w:rFonts w:ascii="Arial" w:hAnsi="Arial" w:cs="Arial"/>
-          <w:sz w:val="18"/>
-          <w:szCs w:val="18"/>
-        </w:rPr>
-        <w:t>1</w:t>
-      </w:r>
-      <w:r>
-        <w:rPr>
-          <w:rFonts w:ascii="Consolas" w:hAnsi="Consolas"/>
-          <w:sz w:val="18"/>
-          <w:szCs w:val="18"/>
-        </w:rPr>
-        <w:t xml:space="preserve"> Valor: </w:t>
-      </w:r>
-      <w:r>
-        <w:rPr>
-          <w:rFonts w:ascii="Consolas" w:hAnsi="Consolas"/>
-          <w:sz w:val="18"/>
-          <w:szCs w:val="18"/>
-        </w:rPr>
-        <w:t>$</w:t>
-      </w:r>
-      <w:r>
-        <w:rPr>
-          <w:rFonts w:ascii="Consolas" w:hAnsi="Consolas"/>
-          <w:sz w:val="18"/>
-          <w:szCs w:val="18"/>
-        </w:rPr>
-        <w:t>$</w:t>
-      </w:r>
-      <w:r>
-        <w:rPr>
-          <w:rFonts w:ascii="Arial" w:hAnsi="Arial" w:cs="Arial"/>
-          <w:sz w:val="18"/>
-          <w:szCs w:val="18"/>
-        </w:rPr>
-        <w:t>{</w:t>
+          <w:rFonts w:ascii="Consolas" w:hAnsi="Consolas"/>
+          <w:sz w:val="16"/>
+          <w:szCs w:val="16"/>
+        </w:rPr>
+        <w:t xml:space="preserve"> S.A.S</w:t>
+      </w:r>
+    </w:p>
+    <w:p>
+      <w:pPr>
+        <w:spacing w:after="0"/>
+        <w:ind w:right="4585"/>
+        <w:jc w:val="center"/>
+        <w:rPr>
+          <w:rFonts w:ascii="Consolas" w:hAnsi="Consolas"/>
+          <w:sz w:val="16"/>
+          <w:szCs w:val="16"/>
+        </w:rPr>
+      </w:pPr>
+      <w:r>
+        <w:rPr>
+          <w:rFonts w:ascii="Consolas" w:hAnsi="Consolas"/>
+          <w:sz w:val="16"/>
+          <w:szCs w:val="16"/>
+        </w:rPr>
+        <w:t xml:space="preserve">NIT </w:t>
+      </w:r>
+      <w:r>
+        <w:rPr>
+          <w:sz w:val="16"/>
+          <w:szCs w:val="16"/>
+        </w:rPr>
+        <w:t>900.325.828-1</w:t>
+      </w:r>
+    </w:p>
+    <w:p>
+      <w:pPr>
+        <w:spacing w:after="0"/>
+        <w:ind w:right="4585"/>
+        <w:jc w:val="center"/>
+        <w:rPr>
+          <w:rFonts w:ascii="Consolas" w:hAnsi="Consolas"/>
+          <w:sz w:val="16"/>
+          <w:szCs w:val="16"/>
+        </w:rPr>
+      </w:pPr>
+      <w:r>
+        <w:rPr>
+          <w:rFonts w:ascii="Consolas" w:hAnsi="Consolas"/>
+          <w:sz w:val="16"/>
+          <w:szCs w:val="16"/>
+        </w:rPr>
+        <w:t>Nombre del software: EASYROAD</w:t>
+      </w:r>
+    </w:p>
+    <w:p>
+      <w:pPr>
+        <w:spacing w:after="0"/>
+        <w:ind w:right="4585"/>
+        <w:jc w:val="center"/>
+        <w:rPr>
+          <w:rFonts w:ascii="Consolas" w:hAnsi="Consolas"/>
+          <w:sz w:val="16"/>
+          <w:szCs w:val="16"/>
+        </w:rPr>
+      </w:pPr>
+      <w:r>
+        <w:rPr>
+          <w:rFonts w:ascii="Consolas" w:hAnsi="Consolas"/>
+          <w:sz w:val="16"/>
+          <w:szCs w:val="16"/>
+        </w:rPr>
+        <w:t xml:space="preserve">Servicios gratuitos en la </w:t>
       </w:r>
       <w:proofErr w:type="spellStart"/>
       <w:r>
         <w:rPr>
-          <w:rFonts w:ascii="Arial" w:hAnsi="Arial" w:cs="Arial"/>
-          <w:sz w:val="18"/>
-          <w:szCs w:val="18"/>
-        </w:rPr>
-        <w:t>value</w:t>
+          <w:rFonts w:ascii="Consolas" w:hAnsi="Consolas"/>
+          <w:sz w:val="16"/>
+          <w:szCs w:val="16"/>
+        </w:rPr>
+        <w:t>via</w:t>
       </w:r>
       <w:proofErr w:type="spellEnd"/>
       <w:r>
         <w:rPr>
-          <w:rFonts w:ascii="Arial" w:hAnsi="Arial" w:cs="Arial"/>
-          <w:sz w:val="18"/>
-          <w:szCs w:val="18"/>
-        </w:rPr>
-        <w:t>}</w:t>
-      </w:r>
-    </w:p>
-    <w:p>
-      <w:pPr>
-        <w:tabs>
-          <w:tab w:val="left" w:pos="3969"/>
-        </w:tabs>
-        <w:spacing w:after="0" w:line="240" w:lineRule="auto"/>
-        <w:ind w:right="426"/>
-        <w:rPr>
-          <w:rFonts w:ascii="Consolas" w:hAnsi="Consolas"/>
-          <w:sz w:val="18"/>
-          <w:szCs w:val="18"/>
-        </w:rPr>
-      </w:pPr>
-      <w:r>
-        <w:rPr>
-          <w:rFonts w:ascii="Consolas" w:hAnsi="Consolas"/>
-          <w:sz w:val="18"/>
-          <w:szCs w:val="18"/>
-        </w:rPr>
-        <w:t xml:space="preserve">Carril: </w:t>
-      </w:r>
-      <w:r>
-        <w:rPr>
-          <w:rFonts w:ascii="Arial" w:hAnsi="Arial" w:cs="Arial"/>
-          <w:sz w:val="18"/>
-          <w:szCs w:val="18"/>
-        </w:rPr>
-        <w:t>3</w:t>
-      </w:r>
-    </w:p>
-    <w:p>
-      <w:pPr>
-        <w:tabs>
-          <w:tab w:val="left" w:pos="3969"/>
-        </w:tabs>
-        <w:spacing w:after="0" w:line="240" w:lineRule="auto"/>
-        <w:ind w:right="426"/>
-        <w:rPr>
-          <w:rFonts w:ascii="Arial" w:hAnsi="Arial" w:cs="Arial"/>
-          <w:sz w:val="18"/>
-          <w:szCs w:val="18"/>
-        </w:rPr>
-      </w:pPr>
-      <w:r>
-        <w:rPr>
-          <w:rFonts w:ascii="Consolas" w:hAnsi="Consolas"/>
-          <w:sz w:val="18"/>
-          <w:szCs w:val="18"/>
-        </w:rPr>
-        <w:t xml:space="preserve">Fecha: </w:t>
-      </w:r>
-      <w:r>
-        <w:rPr>
-          <w:rFonts w:ascii="Arial" w:hAnsi="Arial" w:cs="Arial"/>
-          <w:sz w:val="18"/>
-          <w:szCs w:val="18"/>
-        </w:rPr>
-        <w:t>${date}</w:t>
-      </w:r>
-      <w:r>
-        <w:rPr>
-          <w:rFonts w:ascii="Arial" w:hAnsi="Arial" w:cs="Arial"/>
-          <w:sz w:val="18"/>
-          <w:szCs w:val="18"/>
+          <w:rFonts w:ascii="Consolas" w:hAnsi="Consolas"/>
+          <w:sz w:val="16"/>
+          <w:szCs w:val="16"/>
+        </w:rPr>
+        <w:t>: Carro taller. grúa y ambulancia</w:t>
+      </w:r>
+    </w:p>
+    <w:p>
+      <w:pPr>
+        <w:spacing w:after="0"/>
+        <w:ind w:right="4585"/>
+        <w:jc w:val="center"/>
+        <w:rPr>
+          <w:rFonts w:ascii="Consolas" w:hAnsi="Consolas"/>
+          <w:sz w:val="16"/>
+          <w:szCs w:val="16"/>
+        </w:rPr>
+      </w:pPr>
+      <w:r>
+        <w:rPr>
+          <w:rFonts w:ascii="Consolas" w:hAnsi="Consolas"/>
+          <w:sz w:val="16"/>
+          <w:szCs w:val="16"/>
+        </w:rPr>
+        <w:t xml:space="preserve">Líneas de emergencia </w:t>
+      </w:r>
+      <w:r>
+        <w:rPr>
+          <w:b/>
+          <w:bCs/>
+          <w:sz w:val="16"/>
+          <w:szCs w:val="16"/>
+        </w:rPr>
+        <w:t>322 8319455</w:t>
+      </w:r>
+      <w:r>
+        <w:rPr>
+          <w:rFonts w:ascii="Consolas" w:hAnsi="Consolas"/>
+          <w:b/>
+          <w:bCs/>
+          <w:sz w:val="16"/>
+          <w:szCs w:val="16"/>
+        </w:rPr>
+        <w:t xml:space="preserve"> y #</w:t>
+      </w:r>
+      <w:r>
+        <w:rPr>
+          <w:b/>
+          <w:bCs/>
+          <w:sz w:val="16"/>
+          <w:szCs w:val="16"/>
+        </w:rPr>
+        <w:t>738</w:t>
+      </w:r>
+      <w:r>
+        <w:rPr>
+          <w:rFonts w:ascii="Consolas" w:hAnsi="Consolas"/>
+          <w:sz w:val="16"/>
+          <w:szCs w:val="16"/>
         </w:rPr>
         <w:t xml:space="preserve"> </w:t>
       </w:r>
-      <w:r>
-        <w:rPr>
-          <w:rFonts w:ascii="Arial" w:hAnsi="Arial" w:cs="Arial"/>
-          <w:sz w:val="18"/>
-          <w:szCs w:val="18"/>
-        </w:rPr>
-        <w:t>${time}</w:t>
-      </w:r>
-    </w:p>
-    <w:p>
-      <w:pPr>
-        <w:tabs>
-          <w:tab w:val="left" w:pos="3969"/>
-        </w:tabs>
-        <w:spacing w:after="0" w:line="240" w:lineRule="auto"/>
-        <w:ind w:right="426"/>
-        <w:rPr>
-          <w:rFonts w:ascii="Consolas" w:hAnsi="Consolas"/>
-          <w:sz w:val="18"/>
-          <w:szCs w:val="18"/>
-        </w:rPr>
-      </w:pPr>
-      <w:r>
-        <w:rPr>
-          <w:rFonts w:ascii="Consolas" w:hAnsi="Consolas"/>
-          <w:sz w:val="18"/>
-          <w:szCs w:val="18"/>
-        </w:rPr>
-        <w:t>Forma de pago: Efectivo</w:t>
-      </w:r>
-    </w:p>
-    <w:p>
-      <w:pPr>
-        <w:tabs>
-          <w:tab w:val="left" w:pos="3969"/>
-        </w:tabs>
-        <w:spacing w:after="0" w:line="240" w:lineRule="auto"/>
-        <w:ind w:right="426"/>
-        <w:rPr>
-          <w:rFonts w:ascii="Consolas" w:hAnsi="Consolas"/>
-          <w:sz w:val="18"/>
-          <w:szCs w:val="18"/>
-        </w:rPr>
-      </w:pPr>
-      <w:r>
-        <w:rPr>
-          <w:rFonts w:ascii="Consolas" w:hAnsi="Consolas"/>
-          <w:sz w:val="18"/>
-          <w:szCs w:val="18"/>
-        </w:rPr>
-        <w:t>Servicios gratuitos en la vía: Carro taller,</w:t>
-      </w:r>
-    </w:p>
-    <w:p>
-      <w:pPr>
-        <w:tabs>
-          <w:tab w:val="left" w:pos="3969"/>
-        </w:tabs>
-        <w:spacing w:after="0" w:line="240" w:lineRule="auto"/>
-        <w:ind w:right="426"/>
-        <w:rPr>
-          <w:rFonts w:ascii="Consolas" w:hAnsi="Consolas"/>
-          <w:sz w:val="18"/>
-          <w:szCs w:val="18"/>
-        </w:rPr>
-      </w:pPr>
-      <w:r>
-        <w:rPr>
-          <w:rFonts w:ascii="Consolas" w:hAnsi="Consolas"/>
-          <w:sz w:val="18"/>
-          <w:szCs w:val="18"/>
-        </w:rPr>
-        <w:t>grúa y ambulancia</w:t>
-      </w:r>
-    </w:p>
-    <w:p>
-      <w:pPr>
-        <w:tabs>
-          <w:tab w:val="left" w:pos="3969"/>
-        </w:tabs>
-        <w:spacing w:after="0" w:line="240" w:lineRule="auto"/>
-        <w:ind w:right="426"/>
-        <w:rPr>
-          <w:rFonts w:ascii="Consolas" w:hAnsi="Consolas"/>
-          <w:sz w:val="18"/>
-          <w:szCs w:val="18"/>
-        </w:rPr>
-      </w:pPr>
-      <w:r>
-        <w:rPr>
-          <w:rFonts w:ascii="Consolas" w:hAnsi="Consolas"/>
-          <w:sz w:val="18"/>
-          <w:szCs w:val="18"/>
-        </w:rPr>
-        <w:t xml:space="preserve">Líneas de emergencia </w:t>
-      </w:r>
-      <w:r>
-        <w:rPr>
-          <w:rFonts w:ascii="Arial" w:hAnsi="Arial" w:cs="Arial"/>
-          <w:sz w:val="18"/>
-          <w:szCs w:val="18"/>
-        </w:rPr>
-        <w:t>322 6319455</w:t>
-      </w:r>
-      <w:r>
-        <w:rPr>
-          <w:rFonts w:ascii="Consolas" w:hAnsi="Consolas"/>
-          <w:sz w:val="18"/>
-          <w:szCs w:val="18"/>
-        </w:rPr>
-        <w:t xml:space="preserve"> y #</w:t>
-      </w:r>
-      <w:r>
-        <w:rPr>
-          <w:rFonts w:ascii="Arial" w:hAnsi="Arial" w:cs="Arial"/>
-          <w:sz w:val="18"/>
-          <w:szCs w:val="18"/>
-        </w:rPr>
-        <w:t>738</w:t>
-      </w:r>
-    </w:p>
-    <w:p>
-      <w:pPr>
-        <w:tabs>
-          <w:tab w:val="left" w:pos="3969"/>
-        </w:tabs>
-        <w:spacing w:after="0" w:line="240" w:lineRule="auto"/>
-        <w:ind w:right="426"/>
-        <w:rPr>
-          <w:rFonts w:ascii="Consolas" w:hAnsi="Consolas"/>
-          <w:sz w:val="18"/>
-          <w:szCs w:val="18"/>
-        </w:rPr>
-      </w:pPr>
-      <w:r>
-        <w:rPr>
-          <w:rFonts w:ascii="Consolas" w:hAnsi="Consolas"/>
-          <w:sz w:val="18"/>
-          <w:szCs w:val="18"/>
+    </w:p>
+    <w:p>
+      <w:pPr>
+        <w:spacing w:after="0"/>
+        <w:ind w:right="4585"/>
+        <w:jc w:val="center"/>
+        <w:rPr>
+          <w:rFonts w:ascii="Consolas" w:hAnsi="Consolas"/>
+          <w:sz w:val="16"/>
+          <w:szCs w:val="16"/>
+        </w:rPr>
+      </w:pPr>
+      <w:r>
+        <w:rPr>
+          <w:rFonts w:ascii="Consolas" w:hAnsi="Consolas"/>
+          <w:sz w:val="16"/>
+          <w:szCs w:val="16"/>
         </w:rPr>
         <w:t>Buen viaje</w:t>
       </w:r>
-    </w:p>
-    <w:p>
-      <w:pPr>
-        <w:tabs>
-          <w:tab w:val="left" w:pos="3969"/>
-        </w:tabs>
-        <w:spacing w:after="0" w:line="240" w:lineRule="auto"/>
-        <w:ind w:right="426"/>
-        <w:rPr>
-          <w:rFonts w:ascii="Consolas" w:hAnsi="Consolas"/>
-          <w:sz w:val="18"/>
-          <w:szCs w:val="18"/>
-        </w:rPr>
-      </w:pPr>
-      <w:r>
-        <w:rPr>
-          <w:rFonts w:ascii="Consolas" w:hAnsi="Consolas"/>
-          <w:sz w:val="18"/>
-          <w:szCs w:val="18"/>
-        </w:rPr>
-        <w:t xml:space="preserve">Proveedor tecnológico: FTS Tecnología S.A.S </w:t>
-      </w:r>
-    </w:p>
-    <w:p>
-      <w:pPr>
-        <w:tabs>
-          <w:tab w:val="left" w:pos="3969"/>
-        </w:tabs>
-        <w:spacing w:after="0" w:line="240" w:lineRule="auto"/>
-        <w:ind w:right="426"/>
-        <w:rPr>
-          <w:rFonts w:ascii="Consolas" w:hAnsi="Consolas"/>
-          <w:sz w:val="18"/>
-          <w:szCs w:val="18"/>
-        </w:rPr>
-      </w:pPr>
-      <w:r>
-        <w:rPr>
-          <w:rFonts w:ascii="Consolas" w:hAnsi="Consolas"/>
-          <w:sz w:val="18"/>
-          <w:szCs w:val="18"/>
-        </w:rPr>
-        <w:t xml:space="preserve">NIT: </w:t>
-      </w:r>
-      <w:r>
-        <w:rPr>
-          <w:rFonts w:ascii="Arial" w:hAnsi="Arial" w:cs="Arial"/>
-          <w:sz w:val="18"/>
-          <w:szCs w:val="18"/>
-        </w:rPr>
-        <w:t>900.325.828-1</w:t>
-      </w:r>
-      <w:r>
-        <w:rPr>
-          <w:rFonts w:ascii="Consolas" w:hAnsi="Consolas"/>
-          <w:sz w:val="18"/>
-          <w:szCs w:val="18"/>
-        </w:rPr>
-        <w:t xml:space="preserve"> Software: </w:t>
-      </w:r>
-      <w:proofErr w:type="spellStart"/>
-      <w:r>
-        <w:rPr>
-          <w:rFonts w:ascii="Consolas" w:hAnsi="Consolas"/>
-          <w:sz w:val="18"/>
-          <w:szCs w:val="18"/>
-        </w:rPr>
-        <w:t>EasyroadToll</w:t>
-      </w:r>
-      <w:proofErr w:type="spellEnd"/>
     </w:p>
     <w:sectPr>
       <w:pgSz w:w="12240" w:h="15840"/>
-      <w:pgMar w:top="1418" w:right="6144" w:bottom="1418" w:left="1701" w:header="709" w:footer="709" w:gutter="0"/>
+      <w:pgMar w:top="1417" w:right="1701" w:bottom="1417" w:left="1701" w:header="708" w:footer="708" w:gutter="0"/>
       <w:cols w:space="708"/>
       <w:docGrid w:linePitch="360"/>
     </w:sectPr>
@@ -617,15 +756,15 @@
       <w:rPr>
         <w:rFonts w:asciiTheme="minorHAnsi" w:eastAsiaTheme="minorHAnsi" w:hAnsiTheme="minorHAnsi" w:cstheme="minorBidi"/>
         <w:kern w:val="2"/>
-        <w:sz w:val="22"/>
-        <w:szCs w:val="22"/>
+        <w:sz w:val="24"/>
+        <w:szCs w:val="24"/>
         <w:lang w:val="es-CO" w:eastAsia="en-US" w:bidi="ar-SA"/>
         <w14:ligatures w14:val="standardContextual"/>
       </w:rPr>
     </w:rPrDefault>
     <w:pPrDefault>
       <w:pPr>
-        <w:spacing w:after="160" w:line="259" w:lineRule="auto"/>
+        <w:spacing w:after="160" w:line="278" w:lineRule="auto"/>
       </w:pPr>
     </w:pPrDefault>
   </w:docDefaults>
@@ -1018,7 +1157,7 @@
     <w:link w:val="Ttulo1Car"/>
     <w:uiPriority w:val="9"/>
     <w:qFormat/>
-    <w:rsid w:val="00E77B52"/>
+    <w:rsid w:val="00937973"/>
     <w:pPr>
       <w:keepNext/>
       <w:keepLines/>
@@ -1041,7 +1180,7 @@
     <w:semiHidden/>
     <w:unhideWhenUsed/>
     <w:qFormat/>
-    <w:rsid w:val="00E77B52"/>
+    <w:rsid w:val="00937973"/>
     <w:pPr>
       <w:keepNext/>
       <w:keepLines/>
@@ -1064,7 +1203,7 @@
     <w:semiHidden/>
     <w:unhideWhenUsed/>
     <w:qFormat/>
-    <w:rsid w:val="00E77B52"/>
+    <w:rsid w:val="00937973"/>
     <w:pPr>
       <w:keepNext/>
       <w:keepLines/>
@@ -1087,7 +1226,7 @@
     <w:semiHidden/>
     <w:unhideWhenUsed/>
     <w:qFormat/>
-    <w:rsid w:val="00E77B52"/>
+    <w:rsid w:val="00937973"/>
     <w:pPr>
       <w:keepNext/>
       <w:keepLines/>
@@ -1110,7 +1249,7 @@
     <w:semiHidden/>
     <w:unhideWhenUsed/>
     <w:qFormat/>
-    <w:rsid w:val="00E77B52"/>
+    <w:rsid w:val="00937973"/>
     <w:pPr>
       <w:keepNext/>
       <w:keepLines/>
@@ -1131,7 +1270,7 @@
     <w:semiHidden/>
     <w:unhideWhenUsed/>
     <w:qFormat/>
-    <w:rsid w:val="00E77B52"/>
+    <w:rsid w:val="00937973"/>
     <w:pPr>
       <w:keepNext/>
       <w:keepLines/>
@@ -1154,7 +1293,7 @@
     <w:semiHidden/>
     <w:unhideWhenUsed/>
     <w:qFormat/>
-    <w:rsid w:val="00E77B52"/>
+    <w:rsid w:val="00937973"/>
     <w:pPr>
       <w:keepNext/>
       <w:keepLines/>
@@ -1175,7 +1314,7 @@
     <w:semiHidden/>
     <w:unhideWhenUsed/>
     <w:qFormat/>
-    <w:rsid w:val="00E77B52"/>
+    <w:rsid w:val="00937973"/>
     <w:pPr>
       <w:keepNext/>
       <w:keepLines/>
@@ -1198,7 +1337,7 @@
     <w:semiHidden/>
     <w:unhideWhenUsed/>
     <w:qFormat/>
-    <w:rsid w:val="00E77B52"/>
+    <w:rsid w:val="00937973"/>
     <w:pPr>
       <w:keepNext/>
       <w:keepLines/>
@@ -1242,7 +1381,7 @@
     <w:basedOn w:val="Fuentedeprrafopredeter"/>
     <w:link w:val="Ttulo1"/>
     <w:uiPriority w:val="9"/>
-    <w:rsid w:val="00E77B52"/>
+    <w:rsid w:val="00937973"/>
     <w:rPr>
       <w:rFonts w:asciiTheme="majorHAnsi" w:eastAsiaTheme="majorEastAsia" w:hAnsiTheme="majorHAnsi" w:cstheme="majorBidi"/>
       <w:color w:val="0F4761" w:themeColor="accent1" w:themeShade="BF"/>
@@ -1256,7 +1395,7 @@
     <w:link w:val="Ttulo2"/>
     <w:uiPriority w:val="9"/>
     <w:semiHidden/>
-    <w:rsid w:val="00E77B52"/>
+    <w:rsid w:val="00937973"/>
     <w:rPr>
       <w:rFonts w:asciiTheme="majorHAnsi" w:eastAsiaTheme="majorEastAsia" w:hAnsiTheme="majorHAnsi" w:cstheme="majorBidi"/>
       <w:color w:val="0F4761" w:themeColor="accent1" w:themeShade="BF"/>
@@ -1270,7 +1409,7 @@
     <w:link w:val="Ttulo3"/>
     <w:uiPriority w:val="9"/>
     <w:semiHidden/>
-    <w:rsid w:val="00E77B52"/>
+    <w:rsid w:val="00937973"/>
     <w:rPr>
       <w:rFonts w:eastAsiaTheme="majorEastAsia" w:cstheme="majorBidi"/>
       <w:color w:val="0F4761" w:themeColor="accent1" w:themeShade="BF"/>
@@ -1284,7 +1423,7 @@
     <w:link w:val="Ttulo4"/>
     <w:uiPriority w:val="9"/>
     <w:semiHidden/>
-    <w:rsid w:val="00E77B52"/>
+    <w:rsid w:val="00937973"/>
     <w:rPr>
       <w:rFonts w:eastAsiaTheme="majorEastAsia" w:cstheme="majorBidi"/>
       <w:i/>
@@ -1298,7 +1437,7 @@
     <w:link w:val="Ttulo5"/>
     <w:uiPriority w:val="9"/>
     <w:semiHidden/>
-    <w:rsid w:val="00E77B52"/>
+    <w:rsid w:val="00937973"/>
     <w:rPr>
       <w:rFonts w:eastAsiaTheme="majorEastAsia" w:cstheme="majorBidi"/>
       <w:color w:val="0F4761" w:themeColor="accent1" w:themeShade="BF"/>
@@ -1310,7 +1449,7 @@
     <w:link w:val="Ttulo6"/>
     <w:uiPriority w:val="9"/>
     <w:semiHidden/>
-    <w:rsid w:val="00E77B52"/>
+    <w:rsid w:val="00937973"/>
     <w:rPr>
       <w:rFonts w:eastAsiaTheme="majorEastAsia" w:cstheme="majorBidi"/>
       <w:i/>
@@ -1324,7 +1463,7 @@
     <w:link w:val="Ttulo7"/>
     <w:uiPriority w:val="9"/>
     <w:semiHidden/>
-    <w:rsid w:val="00E77B52"/>
+    <w:rsid w:val="00937973"/>
     <w:rPr>
       <w:rFonts w:eastAsiaTheme="majorEastAsia" w:cstheme="majorBidi"/>
       <w:color w:val="595959" w:themeColor="text1" w:themeTint="A6"/>
@@ -1336,7 +1475,7 @@
     <w:link w:val="Ttulo8"/>
     <w:uiPriority w:val="9"/>
     <w:semiHidden/>
-    <w:rsid w:val="00E77B52"/>
+    <w:rsid w:val="00937973"/>
     <w:rPr>
       <w:rFonts w:eastAsiaTheme="majorEastAsia" w:cstheme="majorBidi"/>
       <w:i/>
@@ -1350,7 +1489,7 @@
     <w:link w:val="Ttulo9"/>
     <w:uiPriority w:val="9"/>
     <w:semiHidden/>
-    <w:rsid w:val="00E77B52"/>
+    <w:rsid w:val="00937973"/>
     <w:rPr>
       <w:rFonts w:eastAsiaTheme="majorEastAsia" w:cstheme="majorBidi"/>
       <w:color w:val="272727" w:themeColor="text1" w:themeTint="D8"/>
@@ -1363,7 +1502,7 @@
     <w:link w:val="TtuloCar"/>
     <w:uiPriority w:val="10"/>
     <w:qFormat/>
-    <w:rsid w:val="00E77B52"/>
+    <w:rsid w:val="00937973"/>
     <w:pPr>
       <w:spacing w:after="80" w:line="240" w:lineRule="auto"/>
       <w:contextualSpacing/>
@@ -1381,7 +1520,7 @@
     <w:basedOn w:val="Fuentedeprrafopredeter"/>
     <w:link w:val="Ttulo"/>
     <w:uiPriority w:val="10"/>
-    <w:rsid w:val="00E77B52"/>
+    <w:rsid w:val="00937973"/>
     <w:rPr>
       <w:rFonts w:asciiTheme="majorHAnsi" w:eastAsiaTheme="majorEastAsia" w:hAnsiTheme="majorHAnsi" w:cstheme="majorBidi"/>
       <w:spacing w:val="-10"/>
@@ -1397,7 +1536,7 @@
     <w:link w:val="SubttuloCar"/>
     <w:uiPriority w:val="11"/>
     <w:qFormat/>
-    <w:rsid w:val="00E77B52"/>
+    <w:rsid w:val="00937973"/>
     <w:pPr>
       <w:numPr>
         <w:ilvl w:val="1"/>
@@ -1416,7 +1555,7 @@
     <w:basedOn w:val="Fuentedeprrafopredeter"/>
     <w:link w:val="Subttulo"/>
     <w:uiPriority w:val="11"/>
-    <w:rsid w:val="00E77B52"/>
+    <w:rsid w:val="00937973"/>
     <w:rPr>
       <w:rFonts w:eastAsiaTheme="majorEastAsia" w:cstheme="majorBidi"/>
       <w:color w:val="595959" w:themeColor="text1" w:themeTint="A6"/>
@@ -1432,7 +1571,7 @@
     <w:link w:val="CitaCar"/>
     <w:uiPriority w:val="29"/>
     <w:qFormat/>
-    <w:rsid w:val="00E77B52"/>
+    <w:rsid w:val="00937973"/>
     <w:pPr>
       <w:spacing w:before="160"/>
       <w:jc w:val="center"/>
@@ -1448,7 +1587,7 @@
     <w:basedOn w:val="Fuentedeprrafopredeter"/>
     <w:link w:val="Cita"/>
     <w:uiPriority w:val="29"/>
-    <w:rsid w:val="00E77B52"/>
+    <w:rsid w:val="00937973"/>
     <w:rPr>
       <w:i/>
       <w:iCs/>
@@ -1460,7 +1599,7 @@
     <w:basedOn w:val="Normal"/>
     <w:uiPriority w:val="34"/>
     <w:qFormat/>
-    <w:rsid w:val="00E77B52"/>
+    <w:rsid w:val="00937973"/>
     <w:pPr>
       <w:ind w:left="720"/>
       <w:contextualSpacing/>
@@ -1471,7 +1610,7 @@
     <w:basedOn w:val="Fuentedeprrafopredeter"/>
     <w:uiPriority w:val="21"/>
     <w:qFormat/>
-    <w:rsid w:val="00E77B52"/>
+    <w:rsid w:val="00937973"/>
     <w:rPr>
       <w:i/>
       <w:iCs/>
@@ -1485,7 +1624,7 @@
     <w:link w:val="CitadestacadaCar"/>
     <w:uiPriority w:val="30"/>
     <w:qFormat/>
-    <w:rsid w:val="00E77B52"/>
+    <w:rsid w:val="00937973"/>
     <w:pPr>
       <w:pBdr>
         <w:top w:val="single" w:sz="4" w:space="10" w:color="0F4761" w:themeColor="accent1" w:themeShade="BF"/>
@@ -1506,7 +1645,7 @@
     <w:basedOn w:val="Fuentedeprrafopredeter"/>
     <w:link w:val="Citadestacada"/>
     <w:uiPriority w:val="30"/>
-    <w:rsid w:val="00E77B52"/>
+    <w:rsid w:val="00937973"/>
     <w:rPr>
       <w:i/>
       <w:iCs/>
@@ -1518,7 +1657,7 @@
     <w:basedOn w:val="Fuentedeprrafopredeter"/>
     <w:uiPriority w:val="32"/>
     <w:qFormat/>
-    <w:rsid w:val="00E77B52"/>
+    <w:rsid w:val="00937973"/>
     <w:rPr>
       <w:b/>
       <w:bCs/>
@@ -1628,7 +1767,7 @@
         <a:latin typeface="Aptos" panose="02110004020202020204"/>
         <a:ea typeface=""/>
         <a:cs typeface=""/>
-        <a:font script="Jpan" typeface="游ゴシック"/>
+        <a:font script="Jpan" typeface="游明朝"/>
         <a:font script="Hang" typeface="맑은 고딕"/>
         <a:font script="Hans" typeface="等线"/>
         <a:font script="Hant" typeface="新細明體"/>
@@ -1736,13 +1875,6 @@
         </a:gradFill>
       </a:fillStyleLst>
       <a:lnStyleLst>
-        <a:ln w="6350" cap="flat" cmpd="sng" algn="ctr">
-          <a:solidFill>
-            <a:schemeClr val="phClr"/>
-          </a:solidFill>
-          <a:prstDash val="solid"/>
-          <a:miter lim="800000"/>
-        </a:ln>
         <a:ln w="12700" cap="flat" cmpd="sng" algn="ctr">
           <a:solidFill>
             <a:schemeClr val="phClr"/>
@@ -1751,6 +1883,13 @@
           <a:miter lim="800000"/>
         </a:ln>
         <a:ln w="19050" cap="flat" cmpd="sng" algn="ctr">
+          <a:solidFill>
+            <a:schemeClr val="phClr"/>
+          </a:solidFill>
+          <a:prstDash val="solid"/>
+          <a:miter lim="800000"/>
+        </a:ln>
+        <a:ln w="25400" cap="flat" cmpd="sng" algn="ctr">
           <a:solidFill>
             <a:schemeClr val="phClr"/>
           </a:solidFill>
@@ -1815,287 +1954,32 @@
       </a:bgFillStyleLst>
     </a:fmtScheme>
   </a:themeElements>
-  <a:objectDefaults/>
+  <a:objectDefaults>
+    <a:lnDef>
+      <a:spPr/>
+      <a:bodyPr/>
+      <a:lstStyle/>
+      <a:style>
+        <a:lnRef idx="2">
+          <a:schemeClr val="accent1"/>
+        </a:lnRef>
+        <a:fillRef idx="0">
+          <a:schemeClr val="accent1"/>
+        </a:fillRef>
+        <a:effectRef idx="1">
+          <a:schemeClr val="accent1"/>
+        </a:effectRef>
+        <a:fontRef idx="minor">
+          <a:schemeClr val="tx1"/>
+        </a:fontRef>
+      </a:style>
+    </a:lnDef>
+  </a:objectDefaults>
   <a:extraClrSchemeLst/>
   <a:extLst>
     <a:ext uri="{05A4C25C-085E-4340-85A3-A5531E510DB2}">
-      <thm15:themeFamily xmlns:thm15="http://schemas.microsoft.com/office/thememl/2012/main" name="Office Theme" id="{62F939B6-93AF-4DB8-9C6B-D6C7DFDC589F}" vid="{4A3C46E8-61CC-4603-A589-7422A47A8E4A}"/>
+      <thm15:themeFamily xmlns:thm15="http://schemas.microsoft.com/office/thememl/2012/main" name="Office Theme" id="{2E142A2C-CD16-42D6-873A-C26D2A0506FA}" vid="{1BDDFF52-6CD6-40A5-AB3C-68EB2F1E4D0A}"/>
     </a:ext>
   </a:extLst>
 </a:theme>
-</file>
-
-<file path=customXml/item1.xml><?xml version="1.0" encoding="utf-8"?>
-<?mso-contentType ?>
-<FormTemplates xmlns="http://schemas.microsoft.com/sharepoint/v3/contenttype/forms">
-  <Display>DocumentLibraryForm</Display>
-  <Edit>DocumentLibraryForm</Edit>
-  <New>DocumentLibraryForm</New>
-</FormTemplates>
-</file>
-
-<file path=customXml/item2.xml><?xml version="1.0" encoding="utf-8"?>
-<ct:contentTypeSchema xmlns:ct="http://schemas.microsoft.com/office/2006/metadata/contentType" xmlns:ma="http://schemas.microsoft.com/office/2006/metadata/properties/metaAttributes" ct:_="" ma:_="" ma:contentTypeName="Documento" ma:contentTypeID="0x01010078F39206A2CF5A4ABC97CB140CC9739E" ma:contentTypeVersion="11" ma:contentTypeDescription="Crear nuevo documento." ma:contentTypeScope="" ma:versionID="12465403c76f332818180207640f0f48">
-  <xsd:schema xmlns:xsd="http://www.w3.org/2001/XMLSchema" xmlns:xs="http://www.w3.org/2001/XMLSchema" xmlns:p="http://schemas.microsoft.com/office/2006/metadata/properties" xmlns:ns3="ca275adf-f23c-4f32-8513-00429225e3e2" xmlns:ns4="f9befb08-2df1-4632-b5a1-34d03c5a6b99" targetNamespace="http://schemas.microsoft.com/office/2006/metadata/properties" ma:root="true" ma:fieldsID="179d6822a44224ada1faee5c660db659" ns3:_="" ns4:_="">
-    <xsd:import namespace="ca275adf-f23c-4f32-8513-00429225e3e2"/>
-    <xsd:import namespace="f9befb08-2df1-4632-b5a1-34d03c5a6b99"/>
-    <xsd:element name="properties">
-      <xsd:complexType>
-        <xsd:sequence>
-          <xsd:element name="documentManagement">
-            <xsd:complexType>
-              <xsd:all>
-                <xsd:element ref="ns3:MediaServiceMetadata" minOccurs="0"/>
-                <xsd:element ref="ns3:MediaServiceFastMetadata" minOccurs="0"/>
-                <xsd:element ref="ns3:MediaServiceAutoKeyPoints" minOccurs="0"/>
-                <xsd:element ref="ns3:MediaServiceKeyPoints" minOccurs="0"/>
-                <xsd:element ref="ns4:SharedWithUsers" minOccurs="0"/>
-                <xsd:element ref="ns4:SharedWithDetails" minOccurs="0"/>
-                <xsd:element ref="ns4:SharingHintHash" minOccurs="0"/>
-                <xsd:element ref="ns3:_activity" minOccurs="0"/>
-                <xsd:element ref="ns3:MediaServiceObjectDetectorVersions" minOccurs="0"/>
-                <xsd:element ref="ns3:MediaServiceSearchProperties" minOccurs="0"/>
-                <xsd:element ref="ns3:MediaServiceDateTaken" minOccurs="0"/>
-              </xsd:all>
-            </xsd:complexType>
-          </xsd:element>
-        </xsd:sequence>
-      </xsd:complexType>
-    </xsd:element>
-  </xsd:schema>
-  <xsd:schema xmlns:xsd="http://www.w3.org/2001/XMLSchema" xmlns:xs="http://www.w3.org/2001/XMLSchema" xmlns:dms="http://schemas.microsoft.com/office/2006/documentManagement/types" xmlns:pc="http://schemas.microsoft.com/office/infopath/2007/PartnerControls" targetNamespace="ca275adf-f23c-4f32-8513-00429225e3e2" elementFormDefault="qualified">
-    <xsd:import namespace="http://schemas.microsoft.com/office/2006/documentManagement/types"/>
-    <xsd:import namespace="http://schemas.microsoft.com/office/infopath/2007/PartnerControls"/>
-    <xsd:element name="MediaServiceMetadata" ma:index="8" nillable="true" ma:displayName="MediaServiceMetadata" ma:hidden="true" ma:internalName="MediaServiceMetadata" ma:readOnly="true">
-      <xsd:simpleType>
-        <xsd:restriction base="dms:Note"/>
-      </xsd:simpleType>
-    </xsd:element>
-    <xsd:element name="MediaServiceFastMetadata" ma:index="9" nillable="true" ma:displayName="MediaServiceFastMetadata" ma:hidden="true" ma:internalName="MediaServiceFastMetadata" ma:readOnly="true">
-      <xsd:simpleType>
-        <xsd:restriction base="dms:Note"/>
-      </xsd:simpleType>
-    </xsd:element>
-    <xsd:element name="MediaServiceAutoKeyPoints" ma:index="10" nillable="true" ma:displayName="MediaServiceAutoKeyPoints" ma:hidden="true" ma:internalName="MediaServiceAutoKeyPoints" ma:readOnly="true">
-      <xsd:simpleType>
-        <xsd:restriction base="dms:Note"/>
-      </xsd:simpleType>
-    </xsd:element>
-    <xsd:element name="MediaServiceKeyPoints" ma:index="11" nillable="true" ma:displayName="KeyPoints" ma:internalName="MediaServiceKeyPoints" ma:readOnly="true">
-      <xsd:simpleType>
-        <xsd:restriction base="dms:Note">
-          <xsd:maxLength value="255"/>
-        </xsd:restriction>
-      </xsd:simpleType>
-    </xsd:element>
-    <xsd:element name="_activity" ma:index="15" nillable="true" ma:displayName="_activity" ma:hidden="true" ma:internalName="_activity">
-      <xsd:simpleType>
-        <xsd:restriction base="dms:Note"/>
-      </xsd:simpleType>
-    </xsd:element>
-    <xsd:element name="MediaServiceObjectDetectorVersions" ma:index="16" nillable="true" ma:displayName="MediaServiceObjectDetectorVersions" ma:hidden="true" ma:indexed="true" ma:internalName="MediaServiceObjectDetectorVersions" ma:readOnly="true">
-      <xsd:simpleType>
-        <xsd:restriction base="dms:Text"/>
-      </xsd:simpleType>
-    </xsd:element>
-    <xsd:element name="MediaServiceSearchProperties" ma:index="17" nillable="true" ma:displayName="MediaServiceSearchProperties" ma:hidden="true" ma:internalName="MediaServiceSearchProperties" ma:readOnly="true">
-      <xsd:simpleType>
-        <xsd:restriction base="dms:Note"/>
-      </xsd:simpleType>
-    </xsd:element>
-    <xsd:element name="MediaServiceDateTaken" ma:index="18" nillable="true" ma:displayName="MediaServiceDateTaken" ma:hidden="true" ma:indexed="true" ma:internalName="MediaServiceDateTaken" ma:readOnly="true">
-      <xsd:simpleType>
-        <xsd:restriction base="dms:Text"/>
-      </xsd:simpleType>
-    </xsd:element>
-  </xsd:schema>
-  <xsd:schema xmlns:xsd="http://www.w3.org/2001/XMLSchema" xmlns:xs="http://www.w3.org/2001/XMLSchema" xmlns:dms="http://schemas.microsoft.com/office/2006/documentManagement/types" xmlns:pc="http://schemas.microsoft.com/office/infopath/2007/PartnerControls" targetNamespace="f9befb08-2df1-4632-b5a1-34d03c5a6b99" elementFormDefault="qualified">
-    <xsd:import namespace="http://schemas.microsoft.com/office/2006/documentManagement/types"/>
-    <xsd:import namespace="http://schemas.microsoft.com/office/infopath/2007/PartnerControls"/>
-    <xsd:element name="SharedWithUsers" ma:index="12" nillable="true" ma:displayName="Compartido con" ma:internalName="SharedWithUsers" ma:readOnly="true">
-      <xsd:complexType>
-        <xsd:complexContent>
-          <xsd:extension base="dms:UserMulti">
-            <xsd:sequence>
-              <xsd:element name="UserInfo" minOccurs="0" maxOccurs="unbounded">
-                <xsd:complexType>
-                  <xsd:sequence>
-                    <xsd:element name="DisplayName" type="xsd:string" minOccurs="0"/>
-                    <xsd:element name="AccountId" type="dms:UserId" minOccurs="0" nillable="true"/>
-                    <xsd:element name="AccountType" type="xsd:string" minOccurs="0"/>
-                  </xsd:sequence>
-                </xsd:complexType>
-              </xsd:element>
-            </xsd:sequence>
-          </xsd:extension>
-        </xsd:complexContent>
-      </xsd:complexType>
-    </xsd:element>
-    <xsd:element name="SharedWithDetails" ma:index="13" nillable="true" ma:displayName="Detalles de uso compartido" ma:internalName="SharedWithDetails" ma:readOnly="true">
-      <xsd:simpleType>
-        <xsd:restriction base="dms:Note">
-          <xsd:maxLength value="255"/>
-        </xsd:restriction>
-      </xsd:simpleType>
-    </xsd:element>
-    <xsd:element name="SharingHintHash" ma:index="14" nillable="true" ma:displayName="Hash de la sugerencia para compartir" ma:hidden="true" ma:internalName="SharingHintHash" ma:readOnly="true">
-      <xsd:simpleType>
-        <xsd:restriction base="dms:Text"/>
-      </xsd:simpleType>
-    </xsd:element>
-  </xsd:schema>
-  <xsd:schema xmlns="http://schemas.openxmlformats.org/package/2006/metadata/core-properties" xmlns:xsd="http://www.w3.org/2001/XMLSchema" xmlns:xsi="http://www.w3.org/2001/XMLSchema-instance" xmlns:dc="http://purl.org/dc/elements/1.1/" xmlns:dcterms="http://purl.org/dc/terms/" xmlns:odoc="http://schemas.microsoft.com/internal/obd" targetNamespace="http://schemas.openxmlformats.org/package/2006/metadata/core-properties" elementFormDefault="qualified" attributeFormDefault="unqualified" blockDefault="#all">
-    <xsd:import namespace="http://purl.org/dc/elements/1.1/" schemaLocation="http://dublincore.org/schemas/xmls/qdc/2003/04/02/dc.xsd"/>
-    <xsd:import namespace="http://purl.org/dc/terms/" schemaLocation="http://dublincore.org/schemas/xmls/qdc/2003/04/02/dcterms.xsd"/>
-    <xsd:element name="coreProperties" type="CT_coreProperties"/>
-    <xsd:complexType name="CT_coreProperties">
-      <xsd:all>
-        <xsd:element ref="dc:creator" minOccurs="0" maxOccurs="1"/>
-        <xsd:element ref="dcterms:created" minOccurs="0" maxOccurs="1"/>
-        <xsd:element ref="dc:identifier" minOccurs="0" maxOccurs="1"/>
-        <xsd:element name="contentType" minOccurs="0" maxOccurs="1" type="xsd:string" ma:index="0" ma:displayName="Tipo de contenido"/>
-        <xsd:element ref="dc:title" minOccurs="0" maxOccurs="1" ma:index="4" ma:displayName="Título"/>
-        <xsd:element ref="dc:subject" minOccurs="0" maxOccurs="1"/>
-        <xsd:element ref="dc:description" minOccurs="0" maxOccurs="1"/>
-        <xsd:element name="keywords" minOccurs="0" maxOccurs="1" type="xsd:string"/>
-        <xsd:element ref="dc:language" minOccurs="0" maxOccurs="1"/>
-        <xsd:element name="category" minOccurs="0" maxOccurs="1" type="xsd:string"/>
-        <xsd:element name="version" minOccurs="0" maxOccurs="1" type="xsd:string"/>
-        <xsd:element name="revision" minOccurs="0" maxOccurs="1" type="xsd:string">
-          <xsd:annotation>
-            <xsd:documentation>
-                        This value indicates the number of saves or revisions. The application is responsible for updating this value after each revision.
-                    </xsd:documentation>
-          </xsd:annotation>
-        </xsd:element>
-        <xsd:element name="lastModifiedBy" minOccurs="0" maxOccurs="1" type="xsd:string"/>
-        <xsd:element ref="dcterms:modified" minOccurs="0" maxOccurs="1"/>
-        <xsd:element name="contentStatus" minOccurs="0" maxOccurs="1" type="xsd:string"/>
-      </xsd:all>
-    </xsd:complexType>
-  </xsd:schema>
-  <xs:schema xmlns:pc="http://schemas.microsoft.com/office/infopath/2007/PartnerControls" xmlns:xs="http://www.w3.org/2001/XMLSchema" targetNamespace="http://schemas.microsoft.com/office/infopath/2007/PartnerControls" elementFormDefault="qualified" attributeFormDefault="unqualified">
-    <xs:element name="Person">
-      <xs:complexType>
-        <xs:sequence>
-          <xs:element ref="pc:DisplayName" minOccurs="0"/>
-          <xs:element ref="pc:AccountId" minOccurs="0"/>
-          <xs:element ref="pc:AccountType" minOccurs="0"/>
-        </xs:sequence>
-      </xs:complexType>
-    </xs:element>
-    <xs:element name="DisplayName" type="xs:string"/>
-    <xs:element name="AccountId" type="xs:string"/>
-    <xs:element name="AccountType" type="xs:string"/>
-    <xs:element name="BDCAssociatedEntity">
-      <xs:complexType>
-        <xs:sequence>
-          <xs:element ref="pc:BDCEntity" minOccurs="0" maxOccurs="unbounded"/>
-        </xs:sequence>
-        <xs:attribute ref="pc:EntityNamespace"/>
-        <xs:attribute ref="pc:EntityName"/>
-        <xs:attribute ref="pc:SystemInstanceName"/>
-        <xs:attribute ref="pc:AssociationName"/>
-      </xs:complexType>
-    </xs:element>
-    <xs:attribute name="EntityNamespace" type="xs:string"/>
-    <xs:attribute name="EntityName" type="xs:string"/>
-    <xs:attribute name="SystemInstanceName" type="xs:string"/>
-    <xs:attribute name="AssociationName" type="xs:string"/>
-    <xs:element name="BDCEntity">
-      <xs:complexType>
-        <xs:sequence>
-          <xs:element ref="pc:EntityDisplayName" minOccurs="0"/>
-          <xs:element ref="pc:EntityInstanceReference" minOccurs="0"/>
-          <xs:element ref="pc:EntityId1" minOccurs="0"/>
-          <xs:element ref="pc:EntityId2" minOccurs="0"/>
-          <xs:element ref="pc:EntityId3" minOccurs="0"/>
-          <xs:element ref="pc:EntityId4" minOccurs="0"/>
-          <xs:element ref="pc:EntityId5" minOccurs="0"/>
-        </xs:sequence>
-      </xs:complexType>
-    </xs:element>
-    <xs:element name="EntityDisplayName" type="xs:string"/>
-    <xs:element name="EntityInstanceReference" type="xs:string"/>
-    <xs:element name="EntityId1" type="xs:string"/>
-    <xs:element name="EntityId2" type="xs:string"/>
-    <xs:element name="EntityId3" type="xs:string"/>
-    <xs:element name="EntityId4" type="xs:string"/>
-    <xs:element name="EntityId5" type="xs:string"/>
-    <xs:element name="Terms">
-      <xs:complexType>
-        <xs:sequence>
-          <xs:element ref="pc:TermInfo" minOccurs="0" maxOccurs="unbounded"/>
-        </xs:sequence>
-      </xs:complexType>
-    </xs:element>
-    <xs:element name="TermInfo">
-      <xs:complexType>
-        <xs:sequence>
-          <xs:element ref="pc:TermName" minOccurs="0"/>
-          <xs:element ref="pc:TermId" minOccurs="0"/>
-        </xs:sequence>
-      </xs:complexType>
-    </xs:element>
-    <xs:element name="TermName" type="xs:string"/>
-    <xs:element name="TermId" type="xs:string"/>
-  </xs:schema>
-</ct:contentTypeSchema>
-</file>
-
-<file path=customXml/item3.xml><?xml version="1.0" encoding="utf-8"?>
-<b:Sources xmlns:b="http://schemas.openxmlformats.org/officeDocument/2006/bibliography" xmlns="http://schemas.openxmlformats.org/officeDocument/2006/bibliography" SelectedStyle="\APASixthEditionOfficeOnline.xsl" StyleName="APA" Version="6"/>
-</file>
-
-<file path=customXml/item4.xml><?xml version="1.0" encoding="utf-8"?>
-<p:properties xmlns:p="http://schemas.microsoft.com/office/2006/metadata/properties" xmlns:xsi="http://www.w3.org/2001/XMLSchema-instance" xmlns:pc="http://schemas.microsoft.com/office/infopath/2007/PartnerControls">
-  <documentManagement>
-    <_activity xmlns="ca275adf-f23c-4f32-8513-00429225e3e2" xsi:nil="true"/>
-  </documentManagement>
-</p:properties>
-</file>
-
-<file path=customXml/itemProps1.xml><?xml version="1.0" encoding="utf-8"?>
-<ds:datastoreItem xmlns:ds="http://schemas.openxmlformats.org/officeDocument/2006/customXml" ds:itemID="{2C237F66-478C-4134-89F8-E104E9AA01C0}">
-  <ds:schemaRefs>
-    <ds:schemaRef ds:uri="http://schemas.microsoft.com/sharepoint/v3/contenttype/forms"/>
-  </ds:schemaRefs>
-</ds:datastoreItem>
-</file>
-
-<file path=customXml/itemProps2.xml><?xml version="1.0" encoding="utf-8"?>
-<ds:datastoreItem xmlns:ds="http://schemas.openxmlformats.org/officeDocument/2006/customXml" ds:itemID="{DED78EDD-0AFF-490E-8490-465B94B439AC}">
-  <ds:schemaRefs>
-    <ds:schemaRef ds:uri="http://schemas.microsoft.com/office/2006/metadata/contentType"/>
-    <ds:schemaRef ds:uri="http://schemas.microsoft.com/office/2006/metadata/properties/metaAttributes"/>
-    <ds:schemaRef ds:uri="http://www.w3.org/2001/XMLSchema"/>
-    <ds:schemaRef ds:uri="http://schemas.microsoft.com/office/2006/metadata/properties"/>
-    <ds:schemaRef ds:uri="ca275adf-f23c-4f32-8513-00429225e3e2"/>
-    <ds:schemaRef ds:uri="f9befb08-2df1-4632-b5a1-34d03c5a6b99"/>
-    <ds:schemaRef ds:uri="http://schemas.microsoft.com/office/2006/documentManagement/types"/>
-    <ds:schemaRef ds:uri="http://schemas.microsoft.com/office/infopath/2007/PartnerControls"/>
-    <ds:schemaRef ds:uri="http://schemas.openxmlformats.org/package/2006/metadata/core-properties"/>
-    <ds:schemaRef ds:uri="http://purl.org/dc/elements/1.1/"/>
-    <ds:schemaRef ds:uri="http://purl.org/dc/terms/"/>
-    <ds:schemaRef ds:uri="http://schemas.microsoft.com/internal/obd"/>
-  </ds:schemaRefs>
-</ds:datastoreItem>
-</file>
-
-<file path=customXml/itemProps3.xml><?xml version="1.0" encoding="utf-8"?>
-<ds:datastoreItem xmlns:ds="http://schemas.openxmlformats.org/officeDocument/2006/customXml" ds:itemID="{0E8D39C5-DCB1-4CF7-8084-397644D348A1}">
-  <ds:schemaRefs>
-    <ds:schemaRef ds:uri="http://schemas.openxmlformats.org/officeDocument/2006/bibliography"/>
-  </ds:schemaRefs>
-</ds:datastoreItem>
-</file>
-
-<file path=customXml/itemProps4.xml><?xml version="1.0" encoding="utf-8"?>
-<ds:datastoreItem xmlns:ds="http://schemas.openxmlformats.org/officeDocument/2006/customXml" ds:itemID="{E42339C4-60AF-4CBC-A794-555C35BF3439}">
-  <ds:schemaRefs>
-    <ds:schemaRef ds:uri="http://schemas.microsoft.com/office/2006/metadata/properties"/>
-    <ds:schemaRef ds:uri="http://schemas.microsoft.com/office/infopath/2007/PartnerControls"/>
-    <ds:schemaRef ds:uri="ca275adf-f23c-4f32-8513-00429225e3e2"/>
-  </ds:schemaRefs>
-</ds:datastoreItem>
 </file>